--- a/frontend/public/examples/kursovaya.docx
+++ b/frontend/public/examples/kursovaya.docx
@@ -3931,9 +3931,9 @@
     </w:p>
     <w:p>
       <w:pPr>
+        <w:spacing w:line="420" w:lineRule="exact" w:before="0" w:after="120"/>
+        <w:ind w:firstLine="0" w:left="0"/>
         <w:jc w:val="both"/>
-        <w:spacing w:line="420" w:lineRule="exact" w:before="0" w:after="80"/>
-        <w:ind w:left="709" w:hanging="709"/>
       </w:pPr>
       <w:r>
         <w:rPr>
@@ -3947,9 +3947,9 @@
     </w:p>
     <w:p>
       <w:pPr>
+        <w:spacing w:line="420" w:lineRule="exact" w:before="0" w:after="120"/>
+        <w:ind w:firstLine="0" w:left="0"/>
         <w:jc w:val="both"/>
-        <w:spacing w:line="420" w:lineRule="exact" w:before="0" w:after="80"/>
-        <w:ind w:left="709" w:hanging="709"/>
       </w:pPr>
       <w:r>
         <w:rPr>
@@ -3963,9 +3963,9 @@
     </w:p>
     <w:p>
       <w:pPr>
+        <w:spacing w:line="420" w:lineRule="exact" w:before="0" w:after="120"/>
+        <w:ind w:firstLine="0" w:left="0"/>
         <w:jc w:val="both"/>
-        <w:spacing w:line="420" w:lineRule="exact" w:before="0" w:after="80"/>
-        <w:ind w:left="709" w:hanging="709"/>
       </w:pPr>
       <w:r>
         <w:rPr>
@@ -3979,9 +3979,9 @@
     </w:p>
     <w:p>
       <w:pPr>
+        <w:spacing w:line="420" w:lineRule="exact" w:before="0" w:after="120"/>
+        <w:ind w:firstLine="0" w:left="0"/>
         <w:jc w:val="both"/>
-        <w:spacing w:line="420" w:lineRule="exact" w:before="0" w:after="80"/>
-        <w:ind w:left="709" w:hanging="709"/>
       </w:pPr>
       <w:r>
         <w:rPr>
@@ -3995,9 +3995,9 @@
     </w:p>
     <w:p>
       <w:pPr>
+        <w:spacing w:line="420" w:lineRule="exact" w:before="0" w:after="120"/>
+        <w:ind w:firstLine="0" w:left="0"/>
         <w:jc w:val="both"/>
-        <w:spacing w:line="420" w:lineRule="exact" w:before="0" w:after="80"/>
-        <w:ind w:left="709" w:hanging="709"/>
       </w:pPr>
       <w:r>
         <w:rPr>
@@ -4011,9 +4011,9 @@
     </w:p>
     <w:p>
       <w:pPr>
+        <w:spacing w:line="420" w:lineRule="exact" w:before="0" w:after="120"/>
+        <w:ind w:firstLine="0" w:left="0"/>
         <w:jc w:val="both"/>
-        <w:spacing w:line="420" w:lineRule="exact" w:before="0" w:after="80"/>
-        <w:ind w:left="709" w:hanging="709"/>
       </w:pPr>
       <w:r>
         <w:rPr>
@@ -4027,9 +4027,9 @@
     </w:p>
     <w:p>
       <w:pPr>
+        <w:spacing w:line="420" w:lineRule="exact" w:before="0" w:after="120"/>
+        <w:ind w:firstLine="0" w:left="0"/>
         <w:jc w:val="both"/>
-        <w:spacing w:line="420" w:lineRule="exact" w:before="0" w:after="80"/>
-        <w:ind w:left="709" w:hanging="709"/>
       </w:pPr>
       <w:r>
         <w:rPr>
@@ -4043,9 +4043,9 @@
     </w:p>
     <w:p>
       <w:pPr>
+        <w:spacing w:line="420" w:lineRule="exact" w:before="0" w:after="120"/>
+        <w:ind w:firstLine="0" w:left="0"/>
         <w:jc w:val="both"/>
-        <w:spacing w:line="420" w:lineRule="exact" w:before="0" w:after="80"/>
-        <w:ind w:left="709" w:hanging="709"/>
       </w:pPr>
       <w:r>
         <w:rPr>
@@ -4059,9 +4059,9 @@
     </w:p>
     <w:p>
       <w:pPr>
+        <w:spacing w:line="420" w:lineRule="exact" w:before="0" w:after="120"/>
+        <w:ind w:firstLine="0" w:left="0"/>
         <w:jc w:val="both"/>
-        <w:spacing w:line="420" w:lineRule="exact" w:before="0" w:after="80"/>
-        <w:ind w:left="709" w:hanging="709"/>
       </w:pPr>
       <w:r>
         <w:rPr>
@@ -4075,9 +4075,9 @@
     </w:p>
     <w:p>
       <w:pPr>
+        <w:spacing w:line="420" w:lineRule="exact" w:before="0" w:after="120"/>
+        <w:ind w:firstLine="0" w:left="0"/>
         <w:jc w:val="both"/>
-        <w:spacing w:line="420" w:lineRule="exact" w:before="0" w:after="80"/>
-        <w:ind w:left="709" w:hanging="709"/>
       </w:pPr>
       <w:r>
         <w:rPr>
@@ -4091,9 +4091,9 @@
     </w:p>
     <w:p>
       <w:pPr>
+        <w:spacing w:line="420" w:lineRule="exact" w:before="0" w:after="120"/>
+        <w:ind w:firstLine="0" w:left="0"/>
         <w:jc w:val="both"/>
-        <w:spacing w:line="420" w:lineRule="exact" w:before="0" w:after="80"/>
-        <w:ind w:left="709" w:hanging="709"/>
       </w:pPr>
       <w:r>
         <w:rPr>
@@ -4107,9 +4107,9 @@
     </w:p>
     <w:p>
       <w:pPr>
+        <w:spacing w:line="420" w:lineRule="exact" w:before="0" w:after="120"/>
+        <w:ind w:firstLine="0" w:left="0"/>
         <w:jc w:val="both"/>
-        <w:spacing w:line="420" w:lineRule="exact" w:before="0" w:after="80"/>
-        <w:ind w:left="709" w:hanging="709"/>
       </w:pPr>
       <w:r>
         <w:rPr>
@@ -4123,9 +4123,9 @@
     </w:p>
     <w:p>
       <w:pPr>
+        <w:spacing w:line="420" w:lineRule="exact" w:before="0" w:after="120"/>
+        <w:ind w:firstLine="0" w:left="0"/>
         <w:jc w:val="both"/>
-        <w:spacing w:line="420" w:lineRule="exact" w:before="0" w:after="80"/>
-        <w:ind w:left="709" w:hanging="709"/>
       </w:pPr>
       <w:r>
         <w:rPr>
@@ -4139,9 +4139,9 @@
     </w:p>
     <w:p>
       <w:pPr>
+        <w:spacing w:line="420" w:lineRule="exact" w:before="0" w:after="120"/>
+        <w:ind w:firstLine="0" w:left="0"/>
         <w:jc w:val="both"/>
-        <w:spacing w:line="420" w:lineRule="exact" w:before="0" w:after="80"/>
-        <w:ind w:left="709" w:hanging="709"/>
       </w:pPr>
       <w:r>
         <w:rPr>
@@ -4155,9 +4155,9 @@
     </w:p>
     <w:p>
       <w:pPr>
+        <w:spacing w:line="420" w:lineRule="exact" w:before="0" w:after="120"/>
+        <w:ind w:firstLine="0" w:left="0"/>
         <w:jc w:val="both"/>
-        <w:spacing w:line="420" w:lineRule="exact" w:before="0" w:after="80"/>
-        <w:ind w:left="709" w:hanging="709"/>
       </w:pPr>
       <w:r>
         <w:rPr>
